--- a/DBPPT/Uge46_UgeChallenge.docx
+++ b/DBPPT/Uge46_UgeChallenge.docx
@@ -1,6 +1,6 @@
 
 <file path=word/document.xml><?xml version="1.0" encoding="utf-8"?>
-<w:document xmlns:wpc="http://schemas.microsoft.com/office/word/2010/wordprocessingCanvas" xmlns:cx="http://schemas.microsoft.com/office/drawing/2014/chartex" xmlns:cx1="http://schemas.microsoft.com/office/drawing/2015/9/8/chartex" xmlns:cx2="http://schemas.microsoft.com/office/drawing/2015/10/21/chartex" xmlns:cx3="http://schemas.microsoft.com/office/drawing/2016/5/9/chartex" xmlns:cx4="http://schemas.microsoft.com/office/drawing/2016/5/10/chartex" xmlns:cx5="http://schemas.microsoft.com/office/drawing/2016/5/11/chartex" xmlns:cx6="http://schemas.microsoft.com/office/drawing/2016/5/12/chartex" xmlns:cx7="http://schemas.microsoft.com/office/drawing/2016/5/13/chartex" xmlns:cx8="http://schemas.microsoft.com/office/drawing/2016/5/14/chartex" xmlns:mc="http://schemas.openxmlformats.org/markup-compatibility/2006" xmlns:aink="http://schemas.microsoft.com/office/drawing/2016/ink" xmlns:am3d="http://schemas.microsoft.com/office/drawing/2017/model3d" xmlns:o="urn:schemas-microsoft-com:office:office" xmlns:oel="http://schemas.microsoft.com/office/2019/extlst" xmlns:r="http://schemas.openxmlformats.org/officeDocument/2006/relationships" xmlns:m="http://schemas.openxmlformats.org/officeDocument/2006/math" xmlns:v="urn:schemas-microsoft-com:vml" xmlns:wp14="http://schemas.microsoft.com/office/word/2010/wordprocessingDrawing" xmlns:wp="http://schemas.openxmlformats.org/drawingml/2006/wordprocessingDrawing" xmlns:w10="urn:schemas-microsoft-com:office:word" xmlns:w="http://schemas.openxmlformats.org/wordprocessingml/2006/main" xmlns:w14="http://schemas.microsoft.com/office/word/2010/wordml" xmlns:w15="http://schemas.microsoft.com/office/word/2012/wordml" xmlns:w16cex="http://schemas.microsoft.com/office/word/2018/wordml/cex" xmlns:w16cid="http://schemas.microsoft.com/office/word/2016/wordml/cid" xmlns:w16="http://schemas.microsoft.com/office/word/2018/wordml" xmlns:w16du="http://schemas.microsoft.com/office/word/2023/wordml/word16du" xmlns:w16sdtdh="http://schemas.microsoft.com/office/word/2020/wordml/sdtdatahash" xmlns:w16sdtfl="http://schemas.microsoft.com/office/word/2024/wordml/sdtformatlock" xmlns:w16se="http://schemas.microsoft.com/office/word/2015/wordml/symex" xmlns:wpg="http://schemas.microsoft.com/office/word/2010/wordprocessingGroup" xmlns:wpi="http://schemas.microsoft.com/office/word/2010/wordprocessingInk" xmlns:wne="http://schemas.microsoft.com/office/word/2006/wordml" xmlns:wps="http://schemas.microsoft.com/office/word/2010/wordprocessingShape" mc:Ignorable="w14 w15 w16se w16cid w16 w16cex w16sdtdh w16sdtfl w16du wp14">
+<w:document xmlns:wpc="http://schemas.microsoft.com/office/word/2010/wordprocessingCanvas" xmlns:cx="http://schemas.microsoft.com/office/drawing/2014/chartex" xmlns:cx1="http://schemas.microsoft.com/office/drawing/2015/9/8/chartex" xmlns:cx2="http://schemas.microsoft.com/office/drawing/2015/10/21/chartex" xmlns:cx3="http://schemas.microsoft.com/office/drawing/2016/5/9/chartex" xmlns:cx4="http://schemas.microsoft.com/office/drawing/2016/5/10/chartex" xmlns:cx5="http://schemas.microsoft.com/office/drawing/2016/5/11/chartex" xmlns:cx6="http://schemas.microsoft.com/office/drawing/2016/5/12/chartex" xmlns:cx7="http://schemas.microsoft.com/office/drawing/2016/5/13/chartex" xmlns:cx8="http://schemas.microsoft.com/office/drawing/2016/5/14/chartex" xmlns:mc="http://schemas.openxmlformats.org/markup-compatibility/2006" xmlns:m="http://schemas.openxmlformats.org/officeDocument/2006/math" xmlns:aink="http://schemas.microsoft.com/office/drawing/2016/ink" xmlns:am3d="http://schemas.microsoft.com/office/drawing/2017/model3d" xmlns:oel="http://schemas.microsoft.com/office/2019/extlst" xmlns:r="http://schemas.openxmlformats.org/officeDocument/2006/relationships" xmlns:wp14="http://schemas.microsoft.com/office/word/2010/wordprocessingDrawing" xmlns:wp="http://schemas.openxmlformats.org/drawingml/2006/wordprocessingDrawing" xmlns:wpg="http://schemas.microsoft.com/office/word/2010/wordprocessingGroup" xmlns:wpi="http://schemas.microsoft.com/office/word/2010/wordprocessingInk" xmlns:wps="http://schemas.microsoft.com/office/word/2010/wordprocessingShape" xmlns:o="urn:schemas-microsoft-com:office:office" xmlns:v="urn:schemas-microsoft-com:vml" xmlns:w10="urn:schemas-microsoft-com:office:word" xmlns:w="http://schemas.openxmlformats.org/wordprocessingml/2006/main" xmlns:w14="http://schemas.microsoft.com/office/word/2010/wordml" xmlns:w15="http://schemas.microsoft.com/office/word/2012/wordml" xmlns:w16cex="http://schemas.microsoft.com/office/word/2018/wordml/cex" xmlns:w16cid="http://schemas.microsoft.com/office/word/2016/wordml/cid" xmlns:w16="http://schemas.microsoft.com/office/word/2018/wordml" xmlns:w16sdtdh="http://schemas.microsoft.com/office/word/2020/wordml/sdtdatahash" xmlns:w16sdtfl="http://schemas.microsoft.com/office/word/2024/wordml/sdtformatlock" xmlns:w16se="http://schemas.microsoft.com/office/word/2015/wordml/symex" xmlns:w16du="http://schemas.microsoft.com/office/word/2023/wordml/word16du" xmlns:wne="http://schemas.microsoft.com/office/word/2006/wordml" mc:Ignorable="w14 w15 w16se w16cid w16 w16cex w16sdtdh w16sdtfl w16du wp14">
   <w:body>
     <w:p>
       <w:pPr>
@@ -59,6 +59,7 @@
         </w:rPr>
         <w:t xml:space="preserve"> </w:t>
       </w:r>
+      <w:proofErr w:type="gramStart"/>
       <w:r>
         <w:rPr>
           <w:rFonts w:ascii="Aptos" w:eastAsia="Aptos" w:hAnsi="Aptos" w:cs="Aptos"/>
@@ -70,6 +71,7 @@
         </w:rPr>
         <w:t>Tirsdag</w:t>
       </w:r>
+      <w:proofErr w:type="gramEnd"/>
       <w:r>
         <w:rPr>
           <w:rFonts w:ascii="Aptos" w:eastAsia="Aptos" w:hAnsi="Aptos" w:cs="Aptos"/>
@@ -86,24 +88,22 @@
       <w:pPr>
         <w:spacing w:before="240" w:after="240"/>
         <w:rPr>
-          <w:rFonts w:hint="eastAsia"/>
-          <w:lang w:val="da-DK"/>
-        </w:rPr>
-      </w:pPr>
-    </w:p>
-    <w:p>
-      <w:pPr>
-        <w:spacing w:before="240" w:after="240"/>
-        <w:rPr>
-          <w:rFonts w:hint="eastAsia"/>
-        </w:rPr>
-      </w:pPr>
+          <w:lang w:val="da-DK"/>
+        </w:rPr>
+      </w:pPr>
+    </w:p>
+    <w:p>
+      <w:pPr>
+        <w:spacing w:before="240" w:after="240"/>
+      </w:pPr>
+      <w:proofErr w:type="spellStart"/>
       <w:r>
         <w:rPr>
           <w:rFonts w:ascii="Aptos" w:eastAsia="Aptos" w:hAnsi="Aptos" w:cs="Aptos"/>
         </w:rPr>
         <w:t>Mål</w:t>
       </w:r>
+      <w:proofErr w:type="spellEnd"/>
     </w:p>
     <w:p>
       <w:pPr>
@@ -159,50 +159,134 @@
           <w:rFonts w:ascii="Aptos" w:eastAsia="Aptos" w:hAnsi="Aptos" w:cs="Aptos"/>
         </w:rPr>
       </w:pPr>
-      <w:r>
-        <w:rPr>
-          <w:rFonts w:ascii="Aptos" w:eastAsia="Aptos" w:hAnsi="Aptos" w:cs="Aptos"/>
-        </w:rPr>
-        <w:t>Forstå relationer mellem tabeller.</w:t>
-      </w:r>
-    </w:p>
-    <w:p>
-      <w:pPr>
-        <w:spacing w:before="240" w:after="240"/>
-        <w:rPr>
-          <w:rFonts w:hint="eastAsia"/>
-        </w:rPr>
-      </w:pPr>
-    </w:p>
-    <w:p>
-      <w:pPr>
-        <w:spacing w:before="240" w:after="240"/>
-        <w:rPr>
-          <w:rFonts w:ascii="Aptos" w:eastAsia="Aptos" w:hAnsi="Aptos" w:cs="Aptos"/>
-          <w:b/>
-          <w:bCs/>
-        </w:rPr>
-      </w:pPr>
-      <w:r>
-        <w:rPr>
-          <w:rFonts w:ascii="Aptos" w:eastAsia="Aptos" w:hAnsi="Aptos" w:cs="Aptos"/>
-          <w:b/>
-          <w:bCs/>
-        </w:rPr>
-        <w:t>Trin 1: Opret databasen</w:t>
-      </w:r>
-    </w:p>
-    <w:p>
-      <w:pPr>
-        <w:rPr>
-          <w:rFonts w:hint="eastAsia"/>
-        </w:rPr>
-      </w:pPr>
-      <w:r>
-        <w:rPr>
-          <w:rFonts w:ascii="Aptos" w:eastAsia="Aptos" w:hAnsi="Aptos" w:cs="Aptos"/>
-        </w:rPr>
-        <w:t>CREATE DATABASE school_db;</w:t>
+      <w:proofErr w:type="spellStart"/>
+      <w:r>
+        <w:rPr>
+          <w:rFonts w:ascii="Aptos" w:eastAsia="Aptos" w:hAnsi="Aptos" w:cs="Aptos"/>
+        </w:rPr>
+        <w:t>Forstå</w:t>
+      </w:r>
+      <w:proofErr w:type="spellEnd"/>
+      <w:r>
+        <w:rPr>
+          <w:rFonts w:ascii="Aptos" w:eastAsia="Aptos" w:hAnsi="Aptos" w:cs="Aptos"/>
+        </w:rPr>
+        <w:t xml:space="preserve"> </w:t>
+      </w:r>
+      <w:proofErr w:type="spellStart"/>
+      <w:r>
+        <w:rPr>
+          <w:rFonts w:ascii="Aptos" w:eastAsia="Aptos" w:hAnsi="Aptos" w:cs="Aptos"/>
+        </w:rPr>
+        <w:t>relationer</w:t>
+      </w:r>
+      <w:proofErr w:type="spellEnd"/>
+      <w:r>
+        <w:rPr>
+          <w:rFonts w:ascii="Aptos" w:eastAsia="Aptos" w:hAnsi="Aptos" w:cs="Aptos"/>
+        </w:rPr>
+        <w:t xml:space="preserve"> </w:t>
+      </w:r>
+      <w:proofErr w:type="spellStart"/>
+      <w:r>
+        <w:rPr>
+          <w:rFonts w:ascii="Aptos" w:eastAsia="Aptos" w:hAnsi="Aptos" w:cs="Aptos"/>
+        </w:rPr>
+        <w:t>mellem</w:t>
+      </w:r>
+      <w:proofErr w:type="spellEnd"/>
+      <w:r>
+        <w:rPr>
+          <w:rFonts w:ascii="Aptos" w:eastAsia="Aptos" w:hAnsi="Aptos" w:cs="Aptos"/>
+        </w:rPr>
+        <w:t xml:space="preserve"> </w:t>
+      </w:r>
+      <w:proofErr w:type="spellStart"/>
+      <w:r>
+        <w:rPr>
+          <w:rFonts w:ascii="Aptos" w:eastAsia="Aptos" w:hAnsi="Aptos" w:cs="Aptos"/>
+        </w:rPr>
+        <w:t>tabeller</w:t>
+      </w:r>
+      <w:proofErr w:type="spellEnd"/>
+      <w:r>
+        <w:rPr>
+          <w:rFonts w:ascii="Aptos" w:eastAsia="Aptos" w:hAnsi="Aptos" w:cs="Aptos"/>
+        </w:rPr>
+        <w:t>.</w:t>
+      </w:r>
+    </w:p>
+    <w:p>
+      <w:pPr>
+        <w:spacing w:before="240" w:after="240"/>
+      </w:pPr>
+    </w:p>
+    <w:p>
+      <w:pPr>
+        <w:spacing w:before="240" w:after="240"/>
+        <w:rPr>
+          <w:rFonts w:ascii="Aptos" w:eastAsia="Aptos" w:hAnsi="Aptos" w:cs="Aptos"/>
+          <w:b/>
+          <w:bCs/>
+        </w:rPr>
+      </w:pPr>
+      <w:r>
+        <w:rPr>
+          <w:rFonts w:ascii="Aptos" w:eastAsia="Aptos" w:hAnsi="Aptos" w:cs="Aptos"/>
+          <w:b/>
+          <w:bCs/>
+        </w:rPr>
+        <w:t xml:space="preserve">Trin 1: </w:t>
+      </w:r>
+      <w:proofErr w:type="spellStart"/>
+      <w:r>
+        <w:rPr>
+          <w:rFonts w:ascii="Aptos" w:eastAsia="Aptos" w:hAnsi="Aptos" w:cs="Aptos"/>
+          <w:b/>
+          <w:bCs/>
+        </w:rPr>
+        <w:t>Opret</w:t>
+      </w:r>
+      <w:proofErr w:type="spellEnd"/>
+      <w:r>
+        <w:rPr>
+          <w:rFonts w:ascii="Aptos" w:eastAsia="Aptos" w:hAnsi="Aptos" w:cs="Aptos"/>
+          <w:b/>
+          <w:bCs/>
+        </w:rPr>
+        <w:t xml:space="preserve"> </w:t>
+      </w:r>
+      <w:proofErr w:type="spellStart"/>
+      <w:r>
+        <w:rPr>
+          <w:rFonts w:ascii="Aptos" w:eastAsia="Aptos" w:hAnsi="Aptos" w:cs="Aptos"/>
+          <w:b/>
+          <w:bCs/>
+        </w:rPr>
+        <w:t>databasen</w:t>
+      </w:r>
+      <w:proofErr w:type="spellEnd"/>
+    </w:p>
+    <w:p>
+      <w:r>
+        <w:rPr>
+          <w:rFonts w:ascii="Aptos" w:eastAsia="Aptos" w:hAnsi="Aptos" w:cs="Aptos"/>
+        </w:rPr>
+        <w:t xml:space="preserve">CREATE DATABASE </w:t>
+      </w:r>
+      <w:proofErr w:type="spellStart"/>
+      <w:r>
+        <w:rPr>
+          <w:rFonts w:ascii="Aptos" w:eastAsia="Aptos" w:hAnsi="Aptos" w:cs="Aptos"/>
+        </w:rPr>
+        <w:t>school_db</w:t>
+      </w:r>
+      <w:proofErr w:type="spellEnd"/>
+      <w:r>
+        <w:rPr>
+          <w:rFonts w:ascii="Aptos" w:eastAsia="Aptos" w:hAnsi="Aptos" w:cs="Aptos"/>
+        </w:rPr>
+        <w:t>;</w:t>
       </w:r>
       <w:r>
         <w:br/>
@@ -211,7 +295,21 @@
         <w:rPr>
           <w:rFonts w:ascii="Aptos" w:eastAsia="Aptos" w:hAnsi="Aptos" w:cs="Aptos"/>
         </w:rPr>
-        <w:t xml:space="preserve">USE school_db; </w:t>
+        <w:t xml:space="preserve">USE </w:t>
+      </w:r>
+      <w:proofErr w:type="spellStart"/>
+      <w:r>
+        <w:rPr>
+          <w:rFonts w:ascii="Aptos" w:eastAsia="Aptos" w:hAnsi="Aptos" w:cs="Aptos"/>
+        </w:rPr>
+        <w:t>school_db</w:t>
+      </w:r>
+      <w:proofErr w:type="spellEnd"/>
+      <w:r>
+        <w:rPr>
+          <w:rFonts w:ascii="Aptos" w:eastAsia="Aptos" w:hAnsi="Aptos" w:cs="Aptos"/>
+        </w:rPr>
+        <w:t xml:space="preserve">; </w:t>
       </w:r>
     </w:p>
     <w:p>
@@ -240,37 +338,74 @@
           <w:bCs/>
           <w:lang w:val="da-DK"/>
         </w:rPr>
-        <w:t xml:space="preserve"> (data type og primary key)</w:t>
-      </w:r>
-    </w:p>
-    <w:p>
-      <w:pPr>
-        <w:spacing w:before="240" w:after="240"/>
-        <w:rPr>
-          <w:rFonts w:ascii="Aptos" w:eastAsia="Aptos" w:hAnsi="Aptos" w:cs="Aptos"/>
-          <w:b/>
-          <w:bCs/>
-          <w:lang w:val="da-DK"/>
-        </w:rPr>
-      </w:pPr>
-    </w:p>
-    <w:p>
-      <w:pPr>
-        <w:spacing w:before="240" w:after="240"/>
-        <w:rPr>
-          <w:rFonts w:ascii="Aptos" w:eastAsia="Aptos" w:hAnsi="Aptos" w:cs="Aptos"/>
-          <w:b/>
-          <w:bCs/>
-          <w:lang w:val="da-DK"/>
-        </w:rPr>
-      </w:pPr>
-    </w:p>
-    <w:p>
-      <w:pPr>
-        <w:spacing w:before="240" w:after="240"/>
-        <w:rPr>
-          <w:rFonts w:hint="eastAsia"/>
-        </w:rPr>
+        <w:t xml:space="preserve"> (data type og </w:t>
+      </w:r>
+      <w:proofErr w:type="spellStart"/>
+      <w:r>
+        <w:rPr>
+          <w:rFonts w:ascii="Aptos" w:eastAsia="Aptos" w:hAnsi="Aptos" w:cs="Aptos"/>
+          <w:b/>
+          <w:bCs/>
+          <w:lang w:val="da-DK"/>
+        </w:rPr>
+        <w:t>primary</w:t>
+      </w:r>
+      <w:proofErr w:type="spellEnd"/>
+      <w:r>
+        <w:rPr>
+          <w:rFonts w:ascii="Aptos" w:eastAsia="Aptos" w:hAnsi="Aptos" w:cs="Aptos"/>
+          <w:b/>
+          <w:bCs/>
+          <w:lang w:val="da-DK"/>
+        </w:rPr>
+        <w:t xml:space="preserve"> </w:t>
+      </w:r>
+      <w:proofErr w:type="spellStart"/>
+      <w:r>
+        <w:rPr>
+          <w:rFonts w:ascii="Aptos" w:eastAsia="Aptos" w:hAnsi="Aptos" w:cs="Aptos"/>
+          <w:b/>
+          <w:bCs/>
+          <w:lang w:val="da-DK"/>
+        </w:rPr>
+        <w:t>key</w:t>
+      </w:r>
+      <w:proofErr w:type="spellEnd"/>
+      <w:r>
+        <w:rPr>
+          <w:rFonts w:ascii="Aptos" w:eastAsia="Aptos" w:hAnsi="Aptos" w:cs="Aptos"/>
+          <w:b/>
+          <w:bCs/>
+          <w:lang w:val="da-DK"/>
+        </w:rPr>
+        <w:t>)</w:t>
+      </w:r>
+    </w:p>
+    <w:p>
+      <w:pPr>
+        <w:spacing w:before="240" w:after="240"/>
+        <w:rPr>
+          <w:rFonts w:ascii="Aptos" w:eastAsia="Aptos" w:hAnsi="Aptos" w:cs="Aptos"/>
+          <w:b/>
+          <w:bCs/>
+          <w:lang w:val="da-DK"/>
+        </w:rPr>
+      </w:pPr>
+    </w:p>
+    <w:p>
+      <w:pPr>
+        <w:spacing w:before="240" w:after="240"/>
+        <w:rPr>
+          <w:rFonts w:ascii="Aptos" w:eastAsia="Aptos" w:hAnsi="Aptos" w:cs="Aptos"/>
+          <w:b/>
+          <w:bCs/>
+          <w:lang w:val="da-DK"/>
+        </w:rPr>
+      </w:pPr>
+    </w:p>
+    <w:p>
+      <w:pPr>
+        <w:spacing w:before="240" w:after="240"/>
       </w:pPr>
       <w:r>
         <w:rPr>
@@ -298,15 +433,26 @@
         <w:rPr>
           <w:rFonts w:ascii="Aptos" w:eastAsia="Aptos" w:hAnsi="Aptos" w:cs="Aptos"/>
         </w:rPr>
-        <w:t xml:space="preserve">   xxxxxx); </w:t>
-      </w:r>
-    </w:p>
-    <w:p>
-      <w:pPr>
-        <w:spacing w:before="240" w:after="240"/>
-        <w:rPr>
-          <w:rFonts w:hint="eastAsia"/>
-        </w:rPr>
+        <w:t xml:space="preserve">   </w:t>
+      </w:r>
+      <w:proofErr w:type="spellStart"/>
+      <w:r>
+        <w:rPr>
+          <w:rFonts w:ascii="Aptos" w:eastAsia="Aptos" w:hAnsi="Aptos" w:cs="Aptos"/>
+        </w:rPr>
+        <w:t>xxxxxx</w:t>
+      </w:r>
+      <w:proofErr w:type="spellEnd"/>
+      <w:r>
+        <w:rPr>
+          <w:rFonts w:ascii="Aptos" w:eastAsia="Aptos" w:hAnsi="Aptos" w:cs="Aptos"/>
+        </w:rPr>
+        <w:t xml:space="preserve">); </w:t>
+      </w:r>
+    </w:p>
+    <w:p>
+      <w:pPr>
+        <w:spacing w:before="240" w:after="240"/>
       </w:pPr>
       <w:r>
         <w:rPr>
@@ -334,15 +480,26 @@
         <w:rPr>
           <w:rFonts w:ascii="Aptos" w:eastAsia="Aptos" w:hAnsi="Aptos" w:cs="Aptos"/>
         </w:rPr>
-        <w:t xml:space="preserve">   xxxxxx); </w:t>
-      </w:r>
-    </w:p>
-    <w:p>
-      <w:pPr>
-        <w:spacing w:before="240" w:after="240"/>
-        <w:rPr>
-          <w:rFonts w:hint="eastAsia"/>
-        </w:rPr>
+        <w:t xml:space="preserve">   </w:t>
+      </w:r>
+      <w:proofErr w:type="spellStart"/>
+      <w:r>
+        <w:rPr>
+          <w:rFonts w:ascii="Aptos" w:eastAsia="Aptos" w:hAnsi="Aptos" w:cs="Aptos"/>
+        </w:rPr>
+        <w:t>xxxxxx</w:t>
+      </w:r>
+      <w:proofErr w:type="spellEnd"/>
+      <w:r>
+        <w:rPr>
+          <w:rFonts w:ascii="Aptos" w:eastAsia="Aptos" w:hAnsi="Aptos" w:cs="Aptos"/>
+        </w:rPr>
+        <w:t xml:space="preserve">); </w:t>
+      </w:r>
+    </w:p>
+    <w:p>
+      <w:pPr>
+        <w:spacing w:before="240" w:after="240"/>
       </w:pPr>
       <w:r>
         <w:rPr>
@@ -366,12 +523,14 @@
       <w:r>
         <w:br/>
       </w:r>
+      <w:proofErr w:type="spellStart"/>
       <w:r>
         <w:rPr>
           <w:rFonts w:ascii="Aptos" w:eastAsia="Aptos" w:hAnsi="Aptos" w:cs="Aptos"/>
         </w:rPr>
         <w:t>xxxxx</w:t>
       </w:r>
+      <w:proofErr w:type="spellEnd"/>
       <w:r>
         <w:br/>
       </w:r>
@@ -395,15 +554,15 @@
       <w:pPr>
         <w:spacing w:before="240" w:after="240"/>
         <w:rPr>
-          <w:rFonts w:hint="eastAsia"/>
-          <w:lang w:val="da-DK"/>
-        </w:rPr>
-      </w:pPr>
-      <w:r>
-        <w:rPr>
-          <w:rFonts w:ascii="Aptos" w:eastAsia="Aptos" w:hAnsi="Aptos" w:cs="Aptos"/>
-          <w:lang w:val="da-DK"/>
-        </w:rPr>
+          <w:lang w:val="da-DK"/>
+        </w:rPr>
+      </w:pPr>
+      <w:r>
+        <w:rPr>
+          <w:rFonts w:ascii="Aptos" w:eastAsia="Aptos" w:hAnsi="Aptos" w:cs="Aptos"/>
+          <w:lang w:val="da-DK"/>
+        </w:rPr>
+        <w:lastRenderedPageBreak/>
         <w:t>Trin 3: Indsæt data i tabellerne</w:t>
       </w:r>
     </w:p>
@@ -411,16 +570,14 @@
       <w:pPr>
         <w:spacing w:before="240" w:after="240"/>
         <w:rPr>
-          <w:rFonts w:hint="eastAsia"/>
-          <w:lang w:val="da-DK"/>
-        </w:rPr>
-      </w:pPr>
-    </w:p>
-    <w:p>
-      <w:pPr>
-        <w:spacing w:before="240" w:after="240"/>
-        <w:rPr>
-          <w:rFonts w:hint="eastAsia"/>
+          <w:lang w:val="da-DK"/>
+        </w:rPr>
+      </w:pPr>
+    </w:p>
+    <w:p>
+      <w:pPr>
+        <w:spacing w:before="240" w:after="240"/>
+        <w:rPr>
           <w:lang w:val="da-DK"/>
         </w:rPr>
       </w:pPr>
@@ -433,16 +590,53 @@
       </w:r>
     </w:p>
     <w:p>
-      <w:pPr>
-        <w:rPr>
-          <w:rFonts w:hint="eastAsia"/>
-        </w:rPr>
-      </w:pPr>
-      <w:r>
-        <w:rPr>
-          <w:rFonts w:ascii="Aptos" w:eastAsia="Aptos" w:hAnsi="Aptos" w:cs="Aptos"/>
-        </w:rPr>
-        <w:t>INSERT INTO student (first_name, last_name, email, enrollment_date)</w:t>
+      <w:r>
+        <w:rPr>
+          <w:rFonts w:ascii="Aptos" w:eastAsia="Aptos" w:hAnsi="Aptos" w:cs="Aptos"/>
+        </w:rPr>
+        <w:t>INSERT INTO student (</w:t>
+      </w:r>
+      <w:proofErr w:type="spellStart"/>
+      <w:r>
+        <w:rPr>
+          <w:rFonts w:ascii="Aptos" w:eastAsia="Aptos" w:hAnsi="Aptos" w:cs="Aptos"/>
+        </w:rPr>
+        <w:t>first_name</w:t>
+      </w:r>
+      <w:proofErr w:type="spellEnd"/>
+      <w:r>
+        <w:rPr>
+          <w:rFonts w:ascii="Aptos" w:eastAsia="Aptos" w:hAnsi="Aptos" w:cs="Aptos"/>
+        </w:rPr>
+        <w:t xml:space="preserve">, </w:t>
+      </w:r>
+      <w:proofErr w:type="spellStart"/>
+      <w:r>
+        <w:rPr>
+          <w:rFonts w:ascii="Aptos" w:eastAsia="Aptos" w:hAnsi="Aptos" w:cs="Aptos"/>
+        </w:rPr>
+        <w:t>last_name</w:t>
+      </w:r>
+      <w:proofErr w:type="spellEnd"/>
+      <w:r>
+        <w:rPr>
+          <w:rFonts w:ascii="Aptos" w:eastAsia="Aptos" w:hAnsi="Aptos" w:cs="Aptos"/>
+        </w:rPr>
+        <w:t xml:space="preserve">, email, </w:t>
+      </w:r>
+      <w:proofErr w:type="spellStart"/>
+      <w:r>
+        <w:rPr>
+          <w:rFonts w:ascii="Aptos" w:eastAsia="Aptos" w:hAnsi="Aptos" w:cs="Aptos"/>
+        </w:rPr>
+        <w:t>enrollment_date</w:t>
+      </w:r>
+      <w:proofErr w:type="spellEnd"/>
+      <w:r>
+        <w:rPr>
+          <w:rFonts w:ascii="Aptos" w:eastAsia="Aptos" w:hAnsi="Aptos" w:cs="Aptos"/>
+        </w:rPr>
+        <w:t>)</w:t>
       </w:r>
       <w:r>
         <w:br/>
@@ -505,28 +699,70 @@
     <w:p>
       <w:pPr>
         <w:spacing w:before="240" w:after="240"/>
-        <w:rPr>
-          <w:rFonts w:hint="eastAsia"/>
-        </w:rPr>
-      </w:pPr>
-      <w:r>
-        <w:rPr>
-          <w:rFonts w:ascii="Aptos" w:eastAsia="Aptos" w:hAnsi="Aptos" w:cs="Aptos"/>
-        </w:rPr>
-        <w:t>– Eksempel: undervisere</w:t>
-      </w:r>
-    </w:p>
-    <w:p>
-      <w:pPr>
-        <w:rPr>
-          <w:rFonts w:hint="eastAsia"/>
-        </w:rPr>
-      </w:pPr>
-      <w:r>
-        <w:rPr>
-          <w:rFonts w:ascii="Aptos" w:eastAsia="Aptos" w:hAnsi="Aptos" w:cs="Aptos"/>
-        </w:rPr>
-        <w:t>INSERT INTO teacher (first_name, last_name, email, hire_date)</w:t>
+      </w:pPr>
+      <w:r>
+        <w:rPr>
+          <w:rFonts w:ascii="Aptos" w:eastAsia="Aptos" w:hAnsi="Aptos" w:cs="Aptos"/>
+        </w:rPr>
+        <w:t xml:space="preserve">– Eksempel: </w:t>
+      </w:r>
+      <w:proofErr w:type="spellStart"/>
+      <w:r>
+        <w:rPr>
+          <w:rFonts w:ascii="Aptos" w:eastAsia="Aptos" w:hAnsi="Aptos" w:cs="Aptos"/>
+        </w:rPr>
+        <w:t>undervisere</w:t>
+      </w:r>
+      <w:proofErr w:type="spellEnd"/>
+    </w:p>
+    <w:p>
+      <w:r>
+        <w:rPr>
+          <w:rFonts w:ascii="Aptos" w:eastAsia="Aptos" w:hAnsi="Aptos" w:cs="Aptos"/>
+        </w:rPr>
+        <w:t>INSERT INTO teacher (</w:t>
+      </w:r>
+      <w:proofErr w:type="spellStart"/>
+      <w:r>
+        <w:rPr>
+          <w:rFonts w:ascii="Aptos" w:eastAsia="Aptos" w:hAnsi="Aptos" w:cs="Aptos"/>
+        </w:rPr>
+        <w:t>first_name</w:t>
+      </w:r>
+      <w:proofErr w:type="spellEnd"/>
+      <w:r>
+        <w:rPr>
+          <w:rFonts w:ascii="Aptos" w:eastAsia="Aptos" w:hAnsi="Aptos" w:cs="Aptos"/>
+        </w:rPr>
+        <w:t xml:space="preserve">, </w:t>
+      </w:r>
+      <w:proofErr w:type="spellStart"/>
+      <w:r>
+        <w:rPr>
+          <w:rFonts w:ascii="Aptos" w:eastAsia="Aptos" w:hAnsi="Aptos" w:cs="Aptos"/>
+        </w:rPr>
+        <w:t>last_name</w:t>
+      </w:r>
+      <w:proofErr w:type="spellEnd"/>
+      <w:r>
+        <w:rPr>
+          <w:rFonts w:ascii="Aptos" w:eastAsia="Aptos" w:hAnsi="Aptos" w:cs="Aptos"/>
+        </w:rPr>
+        <w:t xml:space="preserve">, email, </w:t>
+      </w:r>
+      <w:proofErr w:type="spellStart"/>
+      <w:r>
+        <w:rPr>
+          <w:rFonts w:ascii="Aptos" w:eastAsia="Aptos" w:hAnsi="Aptos" w:cs="Aptos"/>
+        </w:rPr>
+        <w:t>hire_date</w:t>
+      </w:r>
+      <w:proofErr w:type="spellEnd"/>
+      <w:r>
+        <w:rPr>
+          <w:rFonts w:ascii="Aptos" w:eastAsia="Aptos" w:hAnsi="Aptos" w:cs="Aptos"/>
+        </w:rPr>
+        <w:t>)</w:t>
       </w:r>
       <w:r>
         <w:br/>
@@ -589,28 +825,61 @@
     <w:p>
       <w:pPr>
         <w:spacing w:before="240" w:after="240"/>
-        <w:rPr>
-          <w:rFonts w:hint="eastAsia"/>
-        </w:rPr>
-      </w:pPr>
-      <w:r>
-        <w:rPr>
-          <w:rFonts w:ascii="Aptos" w:eastAsia="Aptos" w:hAnsi="Aptos" w:cs="Aptos"/>
-        </w:rPr>
-        <w:t>– Eksempel: kurser</w:t>
-      </w:r>
-    </w:p>
-    <w:p>
-      <w:pPr>
-        <w:rPr>
-          <w:rFonts w:ascii="Aptos" w:eastAsia="Aptos" w:hAnsi="Aptos" w:cs="Aptos"/>
-        </w:rPr>
-      </w:pPr>
-      <w:r>
-        <w:rPr>
-          <w:rFonts w:ascii="Aptos" w:eastAsia="Aptos" w:hAnsi="Aptos" w:cs="Aptos"/>
-        </w:rPr>
-        <w:t>INSERT INTO course (course_name, teacher_id)</w:t>
+      </w:pPr>
+      <w:r>
+        <w:rPr>
+          <w:rFonts w:ascii="Aptos" w:eastAsia="Aptos" w:hAnsi="Aptos" w:cs="Aptos"/>
+        </w:rPr>
+        <w:t xml:space="preserve">– Eksempel: </w:t>
+      </w:r>
+      <w:proofErr w:type="spellStart"/>
+      <w:r>
+        <w:rPr>
+          <w:rFonts w:ascii="Aptos" w:eastAsia="Aptos" w:hAnsi="Aptos" w:cs="Aptos"/>
+        </w:rPr>
+        <w:t>kurser</w:t>
+      </w:r>
+      <w:proofErr w:type="spellEnd"/>
+    </w:p>
+    <w:p>
+      <w:pPr>
+        <w:rPr>
+          <w:rFonts w:ascii="Aptos" w:eastAsia="Aptos" w:hAnsi="Aptos" w:cs="Aptos"/>
+        </w:rPr>
+      </w:pPr>
+      <w:r>
+        <w:rPr>
+          <w:rFonts w:ascii="Aptos" w:eastAsia="Aptos" w:hAnsi="Aptos" w:cs="Aptos"/>
+        </w:rPr>
+        <w:t>INSERT INTO course (</w:t>
+      </w:r>
+      <w:proofErr w:type="spellStart"/>
+      <w:r>
+        <w:rPr>
+          <w:rFonts w:ascii="Aptos" w:eastAsia="Aptos" w:hAnsi="Aptos" w:cs="Aptos"/>
+        </w:rPr>
+        <w:t>course_name</w:t>
+      </w:r>
+      <w:proofErr w:type="spellEnd"/>
+      <w:r>
+        <w:rPr>
+          <w:rFonts w:ascii="Aptos" w:eastAsia="Aptos" w:hAnsi="Aptos" w:cs="Aptos"/>
+        </w:rPr>
+        <w:t xml:space="preserve">, </w:t>
+      </w:r>
+      <w:proofErr w:type="spellStart"/>
+      <w:r>
+        <w:rPr>
+          <w:rFonts w:ascii="Aptos" w:eastAsia="Aptos" w:hAnsi="Aptos" w:cs="Aptos"/>
+        </w:rPr>
+        <w:t>teacher_id</w:t>
+      </w:r>
+      <w:proofErr w:type="spellEnd"/>
+      <w:r>
+        <w:rPr>
+          <w:rFonts w:ascii="Aptos" w:eastAsia="Aptos" w:hAnsi="Aptos" w:cs="Aptos"/>
+        </w:rPr>
+        <w:t>)</w:t>
       </w:r>
       <w:r>
         <w:br/>
@@ -628,7 +897,21 @@
         <w:rPr>
           <w:rFonts w:ascii="Aptos" w:eastAsia="Aptos" w:hAnsi="Aptos" w:cs="Aptos"/>
         </w:rPr>
-        <w:t>('Databaser 101', 1),</w:t>
+        <w:t>('</w:t>
+      </w:r>
+      <w:proofErr w:type="spellStart"/>
+      <w:r>
+        <w:rPr>
+          <w:rFonts w:ascii="Aptos" w:eastAsia="Aptos" w:hAnsi="Aptos" w:cs="Aptos"/>
+        </w:rPr>
+        <w:t>Databaser</w:t>
+      </w:r>
+      <w:proofErr w:type="spellEnd"/>
+      <w:r>
+        <w:rPr>
+          <w:rFonts w:ascii="Aptos" w:eastAsia="Aptos" w:hAnsi="Aptos" w:cs="Aptos"/>
+        </w:rPr>
+        <w:t xml:space="preserve"> 101', 1),</w:t>
       </w:r>
       <w:r>
         <w:br/>
@@ -667,8 +950,36 @@
           <w:b/>
           <w:bCs/>
         </w:rPr>
-        <w:t>Trin 4: Afprøv databasen</w:t>
-      </w:r>
+        <w:t xml:space="preserve">Trin 4: </w:t>
+      </w:r>
+      <w:proofErr w:type="spellStart"/>
+      <w:r>
+        <w:rPr>
+          <w:rFonts w:ascii="Aptos" w:eastAsia="Aptos" w:hAnsi="Aptos" w:cs="Aptos"/>
+          <w:b/>
+          <w:bCs/>
+        </w:rPr>
+        <w:t>Afprøv</w:t>
+      </w:r>
+      <w:proofErr w:type="spellEnd"/>
+      <w:r>
+        <w:rPr>
+          <w:rFonts w:ascii="Aptos" w:eastAsia="Aptos" w:hAnsi="Aptos" w:cs="Aptos"/>
+          <w:b/>
+          <w:bCs/>
+        </w:rPr>
+        <w:t xml:space="preserve"> </w:t>
+      </w:r>
+      <w:proofErr w:type="spellStart"/>
+      <w:r>
+        <w:rPr>
+          <w:rFonts w:ascii="Aptos" w:eastAsia="Aptos" w:hAnsi="Aptos" w:cs="Aptos"/>
+          <w:b/>
+          <w:bCs/>
+        </w:rPr>
+        <w:t>databasen</w:t>
+      </w:r>
+      <w:proofErr w:type="spellEnd"/>
     </w:p>
     <w:p>
       <w:pPr>
@@ -686,15 +997,24 @@
         <w:rPr>
           <w:rFonts w:ascii="Aptos" w:eastAsia="Aptos" w:hAnsi="Aptos" w:cs="Aptos"/>
         </w:rPr>
-        <w:t>Hent alle studerende:</w:t>
-      </w:r>
-    </w:p>
-    <w:p>
-      <w:pPr>
-        <w:rPr>
-          <w:rFonts w:hint="eastAsia"/>
-        </w:rPr>
-      </w:pPr>
+        <w:t xml:space="preserve">Hent alle </w:t>
+      </w:r>
+      <w:proofErr w:type="spellStart"/>
+      <w:r>
+        <w:rPr>
+          <w:rFonts w:ascii="Aptos" w:eastAsia="Aptos" w:hAnsi="Aptos" w:cs="Aptos"/>
+        </w:rPr>
+        <w:t>studerende</w:t>
+      </w:r>
+      <w:proofErr w:type="spellEnd"/>
+      <w:r>
+        <w:rPr>
+          <w:rFonts w:ascii="Aptos" w:eastAsia="Aptos" w:hAnsi="Aptos" w:cs="Aptos"/>
+        </w:rPr>
+        <w:t>:</w:t>
+      </w:r>
+    </w:p>
+    <w:p>
       <w:r>
         <w:rPr>
           <w:rFonts w:ascii="Aptos" w:eastAsia="Aptos" w:hAnsi="Aptos" w:cs="Aptos"/>
@@ -771,7 +1091,6 @@
         </w:numPr>
         <w:spacing w:before="240" w:after="240"/>
         <w:rPr>
-          <w:rFonts w:hint="eastAsia"/>
           <w:lang w:val="da-DK"/>
         </w:rPr>
       </w:pPr>
@@ -791,17 +1110,48 @@
         </w:numPr>
         <w:spacing w:before="240" w:after="240"/>
         <w:rPr>
-          <w:rFonts w:hint="eastAsia"/>
-          <w:b/>
-          <w:bCs/>
-        </w:rPr>
-      </w:pPr>
-      <w:r>
-        <w:rPr>
-          <w:b/>
-          <w:bCs/>
-        </w:rPr>
-        <w:t>30 studerende på semester 1</w:t>
+          <w:b/>
+          <w:bCs/>
+        </w:rPr>
+      </w:pPr>
+      <w:r>
+        <w:rPr>
+          <w:b/>
+          <w:bCs/>
+        </w:rPr>
+        <w:t xml:space="preserve">30 </w:t>
+      </w:r>
+      <w:proofErr w:type="spellStart"/>
+      <w:r>
+        <w:rPr>
+          <w:b/>
+          <w:bCs/>
+        </w:rPr>
+        <w:t>studerende</w:t>
+      </w:r>
+      <w:proofErr w:type="spellEnd"/>
+      <w:r>
+        <w:rPr>
+          <w:b/>
+          <w:bCs/>
+        </w:rPr>
+        <w:t xml:space="preserve"> </w:t>
+      </w:r>
+      <w:proofErr w:type="spellStart"/>
+      <w:r>
+        <w:rPr>
+          <w:b/>
+          <w:bCs/>
+        </w:rPr>
+        <w:t>på</w:t>
+      </w:r>
+      <w:proofErr w:type="spellEnd"/>
+      <w:r>
+        <w:rPr>
+          <w:b/>
+          <w:bCs/>
+        </w:rPr>
+        <w:t xml:space="preserve"> semester 1</w:t>
       </w:r>
     </w:p>
     <w:p>
@@ -813,17 +1163,49 @@
         </w:numPr>
         <w:spacing w:before="240" w:after="240"/>
         <w:rPr>
-          <w:rFonts w:hint="eastAsia"/>
-          <w:b/>
-          <w:bCs/>
-        </w:rPr>
-      </w:pPr>
-      <w:r>
-        <w:rPr>
-          <w:b/>
-          <w:bCs/>
-        </w:rPr>
-        <w:t>20 studerende på semester 3</w:t>
+          <w:b/>
+          <w:bCs/>
+        </w:rPr>
+      </w:pPr>
+      <w:r>
+        <w:rPr>
+          <w:b/>
+          <w:bCs/>
+        </w:rPr>
+        <w:lastRenderedPageBreak/>
+        <w:t xml:space="preserve">20 </w:t>
+      </w:r>
+      <w:proofErr w:type="spellStart"/>
+      <w:r>
+        <w:rPr>
+          <w:b/>
+          <w:bCs/>
+        </w:rPr>
+        <w:t>studerende</w:t>
+      </w:r>
+      <w:proofErr w:type="spellEnd"/>
+      <w:r>
+        <w:rPr>
+          <w:b/>
+          <w:bCs/>
+        </w:rPr>
+        <w:t xml:space="preserve"> </w:t>
+      </w:r>
+      <w:proofErr w:type="spellStart"/>
+      <w:r>
+        <w:rPr>
+          <w:b/>
+          <w:bCs/>
+        </w:rPr>
+        <w:t>på</w:t>
+      </w:r>
+      <w:proofErr w:type="spellEnd"/>
+      <w:r>
+        <w:rPr>
+          <w:b/>
+          <w:bCs/>
+        </w:rPr>
+        <w:t xml:space="preserve"> semester 3</w:t>
       </w:r>
     </w:p>
     <w:p>
@@ -835,17 +1217,48 @@
         </w:numPr>
         <w:spacing w:before="240" w:after="240"/>
         <w:rPr>
-          <w:rFonts w:hint="eastAsia"/>
-          <w:b/>
-          <w:bCs/>
-        </w:rPr>
-      </w:pPr>
-      <w:r>
-        <w:rPr>
-          <w:b/>
-          <w:bCs/>
-        </w:rPr>
-        <w:t>20 studerende på semester 5</w:t>
+          <w:b/>
+          <w:bCs/>
+        </w:rPr>
+      </w:pPr>
+      <w:r>
+        <w:rPr>
+          <w:b/>
+          <w:bCs/>
+        </w:rPr>
+        <w:t xml:space="preserve">20 </w:t>
+      </w:r>
+      <w:proofErr w:type="spellStart"/>
+      <w:r>
+        <w:rPr>
+          <w:b/>
+          <w:bCs/>
+        </w:rPr>
+        <w:t>studerende</w:t>
+      </w:r>
+      <w:proofErr w:type="spellEnd"/>
+      <w:r>
+        <w:rPr>
+          <w:b/>
+          <w:bCs/>
+        </w:rPr>
+        <w:t xml:space="preserve"> </w:t>
+      </w:r>
+      <w:proofErr w:type="spellStart"/>
+      <w:r>
+        <w:rPr>
+          <w:b/>
+          <w:bCs/>
+        </w:rPr>
+        <w:t>på</w:t>
+      </w:r>
+      <w:proofErr w:type="spellEnd"/>
+      <w:r>
+        <w:rPr>
+          <w:b/>
+          <w:bCs/>
+        </w:rPr>
+        <w:t xml:space="preserve"> semester 5</w:t>
       </w:r>
     </w:p>
     <w:p>
@@ -857,35 +1270,37 @@
         </w:numPr>
         <w:spacing w:before="240" w:after="240"/>
         <w:rPr>
-          <w:rFonts w:hint="eastAsia"/>
-          <w:b/>
-          <w:bCs/>
-        </w:rPr>
-      </w:pPr>
-      <w:r>
-        <w:rPr>
-          <w:b/>
-          <w:bCs/>
-        </w:rPr>
-        <w:t>20 kurser</w:t>
-      </w:r>
+          <w:b/>
+          <w:bCs/>
+        </w:rPr>
+      </w:pPr>
+      <w:r>
+        <w:rPr>
+          <w:b/>
+          <w:bCs/>
+        </w:rPr>
+        <w:t xml:space="preserve">20 </w:t>
+      </w:r>
+      <w:proofErr w:type="spellStart"/>
+      <w:r>
+        <w:rPr>
+          <w:b/>
+          <w:bCs/>
+        </w:rPr>
+        <w:t>kurser</w:t>
+      </w:r>
+      <w:proofErr w:type="spellEnd"/>
     </w:p>
     <w:p>
       <w:pPr>
         <w:pStyle w:val="ListParagraph"/>
         <w:spacing w:before="240" w:after="240"/>
         <w:ind w:left="1440" w:hanging="360"/>
-        <w:rPr>
-          <w:rFonts w:hint="eastAsia"/>
-        </w:rPr>
       </w:pPr>
     </w:p>
     <w:p>
       <w:pPr>
         <w:pStyle w:val="ListParagraph"/>
-        <w:rPr>
-          <w:rFonts w:hint="eastAsia"/>
-        </w:rPr>
       </w:pPr>
     </w:p>
     <w:p>
@@ -896,21 +1311,41 @@
           <w:numId w:val="3"/>
         </w:numPr>
         <w:spacing w:before="240" w:after="240"/>
-        <w:rPr>
-          <w:rFonts w:hint="eastAsia"/>
-        </w:rPr>
-      </w:pPr>
-      <w:r>
-        <w:t>Sikring af referentiel integritet</w:t>
-      </w:r>
+      </w:pPr>
+      <w:proofErr w:type="spellStart"/>
+      <w:r>
+        <w:t>Sikring</w:t>
+      </w:r>
+      <w:proofErr w:type="spellEnd"/>
+      <w:r>
+        <w:t xml:space="preserve"> </w:t>
+      </w:r>
+      <w:proofErr w:type="spellStart"/>
+      <w:r>
+        <w:t>af</w:t>
+      </w:r>
+      <w:proofErr w:type="spellEnd"/>
+      <w:r>
+        <w:t xml:space="preserve"> </w:t>
+      </w:r>
+      <w:proofErr w:type="spellStart"/>
+      <w:r>
+        <w:t>referentiel</w:t>
+      </w:r>
+      <w:proofErr w:type="spellEnd"/>
+      <w:r>
+        <w:t xml:space="preserve"> </w:t>
+      </w:r>
+      <w:proofErr w:type="spellStart"/>
+      <w:r>
+        <w:t>integritet</w:t>
+      </w:r>
+      <w:proofErr w:type="spellEnd"/>
     </w:p>
     <w:p>
       <w:pPr>
         <w:pStyle w:val="ListParagraph"/>
         <w:spacing w:before="240" w:after="240"/>
-        <w:rPr>
-          <w:rFonts w:hint="eastAsia"/>
-        </w:rPr>
       </w:pPr>
     </w:p>
     <w:p>
@@ -918,7 +1353,6 @@
         <w:pStyle w:val="ListParagraph"/>
         <w:spacing w:before="240" w:after="240"/>
         <w:rPr>
-          <w:rFonts w:hint="eastAsia"/>
           <w:lang w:val="da-DK"/>
         </w:rPr>
       </w:pPr>
@@ -948,7 +1382,6 @@
         <w:pStyle w:val="ListParagraph"/>
         <w:spacing w:before="240" w:after="240"/>
         <w:rPr>
-          <w:rFonts w:hint="eastAsia"/>
           <w:lang w:val="da-DK"/>
         </w:rPr>
       </w:pPr>
@@ -961,9 +1394,6 @@
           <w:numId w:val="4"/>
         </w:numPr>
         <w:spacing w:before="240" w:after="240"/>
-        <w:rPr>
-          <w:rFonts w:hint="eastAsia"/>
-        </w:rPr>
       </w:pPr>
       <w:r>
         <w:t>E</w:t>
@@ -975,7 +1405,31 @@
         <w:t xml:space="preserve"> </w:t>
       </w:r>
       <w:r>
-        <w:t xml:space="preserve">database som .sql filen </w:t>
+        <w:t xml:space="preserve">database </w:t>
+      </w:r>
+      <w:proofErr w:type="spellStart"/>
+      <w:r>
+        <w:t>som</w:t>
+      </w:r>
+      <w:proofErr w:type="spellEnd"/>
+      <w:r>
+        <w:t xml:space="preserve"> .</w:t>
+      </w:r>
+      <w:proofErr w:type="spellStart"/>
+      <w:r>
+        <w:t>sql</w:t>
+      </w:r>
+      <w:proofErr w:type="spellEnd"/>
+      <w:r>
+        <w:t xml:space="preserve"> </w:t>
+      </w:r>
+      <w:proofErr w:type="spellStart"/>
+      <w:r>
+        <w:t>filen</w:t>
+      </w:r>
+      <w:proofErr w:type="spellEnd"/>
+      <w:r>
+        <w:t xml:space="preserve"> </w:t>
       </w:r>
     </w:p>
     <w:p>
@@ -999,9 +1453,6 @@
     <w:p>
       <w:pPr>
         <w:spacing w:before="240" w:after="240"/>
-        <w:rPr>
-          <w:rFonts w:hint="eastAsia"/>
-        </w:rPr>
       </w:pPr>
       <w:r>
         <w:t>________________</w:t>
@@ -1031,7 +1482,6 @@
       <w:pPr>
         <w:spacing w:before="240" w:after="240"/>
         <w:rPr>
-          <w:rFonts w:hint="eastAsia"/>
           <w:lang w:val="da-DK"/>
         </w:rPr>
       </w:pPr>
@@ -1048,15 +1498,28 @@
       <w:pPr>
         <w:spacing w:before="240" w:after="240"/>
         <w:rPr>
-          <w:rFonts w:hint="eastAsia"/>
-          <w:lang w:val="da-DK"/>
-        </w:rPr>
-      </w:pPr>
-      <w:r>
-        <w:rPr>
-          <w:lang w:val="da-DK"/>
-        </w:rPr>
-        <w:t xml:space="preserve"> Denne opgave er frivillig og giver jer mulighed for at dykke dybere ned i MySQL og præsentere et selvvalgt emne for resten af gruppen/klassen. Målet er at opbygge en rigere forståelse af MySQL og SQL-syntaks gennem udforskning og formidling.</w:t>
+          <w:lang w:val="da-DK"/>
+        </w:rPr>
+      </w:pPr>
+      <w:r>
+        <w:rPr>
+          <w:lang w:val="da-DK"/>
+        </w:rPr>
+        <w:t xml:space="preserve"> Denne opgave er frivillig og giver jer mulighed for at dykke dybere ned i MySQL og præsentere et selvvalgt </w:t>
+      </w:r>
+      <w:proofErr w:type="spellStart"/>
+      <w:r>
+        <w:rPr>
+          <w:lang w:val="da-DK"/>
+        </w:rPr>
+        <w:t>db</w:t>
+      </w:r>
+      <w:proofErr w:type="spellEnd"/>
+      <w:r>
+        <w:rPr>
+          <w:lang w:val="da-DK"/>
+        </w:rPr>
+        <w:t xml:space="preserve"> for resten af gruppen/klassen. Målet er at opbygge en rigere forståelse af MySQL -syntaks gennem udforskning og formidling.</w:t>
       </w:r>
     </w:p>
     <w:p>
@@ -1083,18 +1546,16 @@
       <w:pPr>
         <w:spacing w:before="240" w:after="240"/>
         <w:rPr>
-          <w:rFonts w:hint="eastAsia"/>
-          <w:b/>
-          <w:bCs/>
-          <w:lang w:val="da-DK"/>
-        </w:rPr>
-      </w:pPr>
-    </w:p>
-    <w:p>
-      <w:pPr>
-        <w:spacing w:before="240" w:after="240"/>
-        <w:rPr>
-          <w:rFonts w:hint="eastAsia"/>
+          <w:b/>
+          <w:bCs/>
+          <w:lang w:val="da-DK"/>
+        </w:rPr>
+      </w:pPr>
+    </w:p>
+    <w:p>
+      <w:pPr>
+        <w:spacing w:before="240" w:after="240"/>
+        <w:rPr>
           <w:lang w:val="da-DK"/>
         </w:rPr>
       </w:pPr>
@@ -1127,16 +1588,54 @@
       <w:pPr>
         <w:pStyle w:val="Heading4"/>
         <w:spacing w:before="319" w:after="319"/>
-        <w:rPr>
-          <w:rFonts w:hint="eastAsia"/>
-        </w:rPr>
-      </w:pPr>
-      <w:r>
-        <w:rPr>
-          <w:b/>
-          <w:bCs/>
-        </w:rPr>
-        <w:t>Forslag til emner:</w:t>
+      </w:pPr>
+      <w:proofErr w:type="spellStart"/>
+      <w:r>
+        <w:rPr>
+          <w:b/>
+          <w:bCs/>
+        </w:rPr>
+        <w:t>Forslag</w:t>
+      </w:r>
+      <w:proofErr w:type="spellEnd"/>
+      <w:r>
+        <w:rPr>
+          <w:b/>
+          <w:bCs/>
+        </w:rPr>
+        <w:t xml:space="preserve"> </w:t>
+      </w:r>
+      <w:proofErr w:type="spellStart"/>
+      <w:r>
+        <w:rPr>
+          <w:b/>
+          <w:bCs/>
+        </w:rPr>
+        <w:t>til</w:t>
+      </w:r>
+      <w:proofErr w:type="spellEnd"/>
+      <w:r>
+        <w:rPr>
+          <w:b/>
+          <w:bCs/>
+        </w:rPr>
+        <w:t xml:space="preserve"> </w:t>
+      </w:r>
+      <w:proofErr w:type="spellStart"/>
+      <w:r>
+        <w:rPr>
+          <w:b/>
+          <w:bCs/>
+        </w:rPr>
+        <w:t>emner</w:t>
+      </w:r>
+      <w:proofErr w:type="spellEnd"/>
+      <w:r>
+        <w:rPr>
+          <w:b/>
+          <w:bCs/>
+        </w:rPr>
+        <w:t>:</w:t>
       </w:r>
     </w:p>
     <w:p>
@@ -1147,12 +1646,17 @@
           <w:numId w:val="6"/>
         </w:numPr>
         <w:spacing w:after="0"/>
-        <w:rPr>
-          <w:rFonts w:hint="eastAsia"/>
-        </w:rPr>
-      </w:pPr>
-      <w:r>
-        <w:t>DB administration(create user/create role)</w:t>
+      </w:pPr>
+      <w:r>
+        <w:t xml:space="preserve">DB </w:t>
+      </w:r>
+      <w:proofErr w:type="gramStart"/>
+      <w:r>
+        <w:t>administration(</w:t>
+      </w:r>
+      <w:proofErr w:type="gramEnd"/>
+      <w:r>
+        <w:t>create user/create role)</w:t>
       </w:r>
       <w:r>
         <w:t xml:space="preserve"> (8)</w:t>
@@ -1167,19 +1671,53 @@
         </w:numPr>
         <w:spacing w:after="0"/>
         <w:rPr>
-          <w:rFonts w:hint="eastAsia"/>
-        </w:rPr>
-      </w:pPr>
-      <w:r>
+          <w:lang w:val="da-DK"/>
+        </w:rPr>
+      </w:pPr>
+      <w:r>
+        <w:rPr>
+          <w:lang w:val="da-DK"/>
+        </w:rPr>
         <w:t>Andre Database</w:t>
       </w:r>
       <w:r>
-        <w:t xml:space="preserve"> e.g.</w:t>
-      </w:r>
-      <w:r>
-        <w:t xml:space="preserve"> PostgreSQL</w:t>
-      </w:r>
-      <w:r>
+        <w:rPr>
+          <w:lang w:val="da-DK"/>
+        </w:rPr>
+        <w:t xml:space="preserve"> </w:t>
+      </w:r>
+      <w:proofErr w:type="spellStart"/>
+      <w:r>
+        <w:rPr>
+          <w:lang w:val="da-DK"/>
+        </w:rPr>
+        <w:t>e.g</w:t>
+      </w:r>
+      <w:proofErr w:type="spellEnd"/>
+      <w:r>
+        <w:rPr>
+          <w:lang w:val="da-DK"/>
+        </w:rPr>
+        <w:t>.</w:t>
+      </w:r>
+      <w:r>
+        <w:rPr>
+          <w:lang w:val="da-DK"/>
+        </w:rPr>
+        <w:t xml:space="preserve"> </w:t>
+      </w:r>
+      <w:proofErr w:type="spellStart"/>
+      <w:r>
+        <w:rPr>
+          <w:lang w:val="da-DK"/>
+        </w:rPr>
+        <w:t>PostgreSQL</w:t>
+      </w:r>
+      <w:proofErr w:type="spellEnd"/>
+      <w:r>
+        <w:rPr>
+          <w:lang w:val="da-DK"/>
+        </w:rPr>
         <w:t xml:space="preserve"> (gruppe 7)</w:t>
       </w:r>
     </w:p>
@@ -1191,9 +1729,6 @@
           <w:numId w:val="6"/>
         </w:numPr>
         <w:spacing w:after="0"/>
-        <w:rPr>
-          <w:rFonts w:hint="eastAsia"/>
-        </w:rPr>
       </w:pPr>
       <w:r>
         <w:t>Left join</w:t>
@@ -1210,15 +1745,20 @@
           <w:numId w:val="6"/>
         </w:numPr>
         <w:spacing w:after="0"/>
-        <w:rPr>
-          <w:rFonts w:hint="eastAsia"/>
-        </w:rPr>
       </w:pPr>
       <w:r>
         <w:t>Right join</w:t>
       </w:r>
       <w:r>
-        <w:t xml:space="preserve"> (gruppe </w:t>
+        <w:t xml:space="preserve"> (</w:t>
+      </w:r>
+      <w:proofErr w:type="spellStart"/>
+      <w:r>
+        <w:t>gruppe</w:t>
+      </w:r>
+      <w:proofErr w:type="spellEnd"/>
+      <w:r>
+        <w:t xml:space="preserve"> </w:t>
       </w:r>
       <w:r>
         <w:t>4</w:t>
@@ -1235,9 +1775,6 @@
           <w:numId w:val="6"/>
         </w:numPr>
         <w:spacing w:after="0"/>
-        <w:rPr>
-          <w:rFonts w:hint="eastAsia"/>
-        </w:rPr>
       </w:pPr>
       <w:r>
         <w:t xml:space="preserve">Create </w:t>
@@ -1254,9 +1791,6 @@
           <w:numId w:val="6"/>
         </w:numPr>
         <w:spacing w:after="0"/>
-        <w:rPr>
-          <w:rFonts w:hint="eastAsia"/>
-        </w:rPr>
       </w:pPr>
       <w:r>
         <w:t>Stored procedure</w:t>
@@ -1273,15 +1807,28 @@
           <w:numId w:val="6"/>
         </w:numPr>
         <w:spacing w:after="0"/>
-        <w:rPr>
-          <w:rFonts w:hint="eastAsia"/>
-        </w:rPr>
-      </w:pPr>
-      <w:r>
-        <w:t>ENUM i MySQL</w:t>
-      </w:r>
-      <w:r>
-        <w:t xml:space="preserve"> (gruppe 6)</w:t>
+      </w:pPr>
+      <w:r>
+        <w:t xml:space="preserve">ENUM </w:t>
+      </w:r>
+      <w:proofErr w:type="spellStart"/>
+      <w:r>
+        <w:t>i</w:t>
+      </w:r>
+      <w:proofErr w:type="spellEnd"/>
+      <w:r>
+        <w:t xml:space="preserve"> MySQL</w:t>
+      </w:r>
+      <w:r>
+        <w:t xml:space="preserve"> (</w:t>
+      </w:r>
+      <w:proofErr w:type="spellStart"/>
+      <w:r>
+        <w:t>gruppe</w:t>
+      </w:r>
+      <w:proofErr w:type="spellEnd"/>
+      <w:r>
+        <w:t xml:space="preserve"> 6)</w:t>
       </w:r>
     </w:p>
     <w:p>
@@ -1292,12 +1839,19 @@
           <w:numId w:val="6"/>
         </w:numPr>
         <w:spacing w:after="0"/>
-        <w:rPr>
-          <w:rFonts w:hint="eastAsia"/>
-        </w:rPr>
-      </w:pPr>
-      <w:r>
-        <w:t xml:space="preserve">Wildcards(gruppe </w:t>
+      </w:pPr>
+      <w:proofErr w:type="gramStart"/>
+      <w:r>
+        <w:t>Wildcards(</w:t>
+      </w:r>
+      <w:proofErr w:type="spellStart"/>
+      <w:proofErr w:type="gramEnd"/>
+      <w:r>
+        <w:t>gruppe</w:t>
+      </w:r>
+      <w:proofErr w:type="spellEnd"/>
+      <w:r>
+        <w:t xml:space="preserve"> </w:t>
       </w:r>
       <w:r>
         <w:t>3</w:t>
@@ -1311,9 +1865,6 @@
         <w:pStyle w:val="ListParagraph"/>
         <w:spacing w:after="0"/>
         <w:ind w:hanging="360"/>
-        <w:rPr>
-          <w:rFonts w:hint="eastAsia"/>
-        </w:rPr>
       </w:pPr>
     </w:p>
     <w:p>
@@ -1321,36 +1872,24 @@
         <w:pStyle w:val="ListParagraph"/>
         <w:spacing w:after="0"/>
         <w:ind w:hanging="360"/>
-        <w:rPr>
-          <w:rFonts w:hint="eastAsia"/>
-        </w:rPr>
       </w:pPr>
     </w:p>
     <w:p>
       <w:pPr>
         <w:spacing w:after="0"/>
         <w:ind w:left="360"/>
-        <w:rPr>
-          <w:rFonts w:hint="eastAsia"/>
-        </w:rPr>
       </w:pPr>
     </w:p>
     <w:p>
       <w:pPr>
         <w:pStyle w:val="ListParagraph"/>
         <w:spacing w:after="0"/>
-        <w:rPr>
-          <w:rFonts w:hint="eastAsia"/>
-        </w:rPr>
       </w:pPr>
     </w:p>
     <w:p>
       <w:pPr>
         <w:pStyle w:val="Heading4"/>
         <w:spacing w:before="319" w:after="319"/>
-        <w:rPr>
-          <w:rFonts w:hint="eastAsia"/>
-        </w:rPr>
       </w:pPr>
       <w:r>
         <w:rPr>
@@ -1369,7 +1908,6 @@
         </w:numPr>
         <w:spacing w:after="0"/>
         <w:rPr>
-          <w:rFonts w:hint="eastAsia"/>
           <w:lang w:val="da-DK"/>
         </w:rPr>
       </w:pPr>
@@ -1415,7 +1953,6 @@
         </w:numPr>
         <w:spacing w:after="0"/>
         <w:rPr>
-          <w:rFonts w:hint="eastAsia"/>
           <w:lang w:val="da-DK"/>
         </w:rPr>
       </w:pPr>
@@ -1435,7 +1972,6 @@
         </w:numPr>
         <w:spacing w:after="0"/>
         <w:rPr>
-          <w:rFonts w:hint="eastAsia"/>
           <w:lang w:val="da-DK"/>
         </w:rPr>
       </w:pPr>
@@ -1449,7 +1985,19 @@
         <w:rPr>
           <w:lang w:val="da-DK"/>
         </w:rPr>
-        <w:t>klassen på torsdag</w:t>
+        <w:t>klassen på t</w:t>
+      </w:r>
+      <w:r>
+        <w:rPr>
+          <w:lang w:val="da-DK"/>
+        </w:rPr>
+        <w:t>ir</w:t>
+      </w:r>
+      <w:r>
+        <w:rPr>
+          <w:lang w:val="da-DK"/>
+        </w:rPr>
+        <w:t>sdag</w:t>
       </w:r>
       <w:r>
         <w:rPr>
@@ -1474,7 +2022,6 @@
       <w:pPr>
         <w:spacing w:before="240" w:after="240"/>
         <w:rPr>
-          <w:rFonts w:hint="eastAsia"/>
           <w:lang w:val="da-DK"/>
         </w:rPr>
       </w:pPr>
@@ -1485,16 +2032,14 @@
         <w:spacing w:before="240" w:after="240"/>
         <w:ind w:left="1080"/>
         <w:rPr>
-          <w:rFonts w:hint="eastAsia"/>
-          <w:lang w:val="da-DK"/>
-        </w:rPr>
-      </w:pPr>
-    </w:p>
-    <w:p>
-      <w:pPr>
-        <w:spacing w:before="240" w:after="240"/>
-        <w:rPr>
-          <w:rFonts w:hint="eastAsia"/>
+          <w:lang w:val="da-DK"/>
+        </w:rPr>
+      </w:pPr>
+    </w:p>
+    <w:p>
+      <w:pPr>
+        <w:spacing w:before="240" w:after="240"/>
+        <w:rPr>
           <w:lang w:val="da-DK"/>
         </w:rPr>
       </w:pPr>
@@ -1512,7 +2057,6 @@
     <w:p>
       <w:pPr>
         <w:rPr>
-          <w:rFonts w:hint="eastAsia"/>
           <w:lang w:val="da-DK"/>
         </w:rPr>
       </w:pPr>
@@ -1528,7 +2072,7 @@
 </file>
 
 <file path=word/numbering.xml><?xml version="1.0" encoding="utf-8"?>
-<w:numbering xmlns:wpc="http://schemas.microsoft.com/office/word/2010/wordprocessingCanvas" xmlns:cx="http://schemas.microsoft.com/office/drawing/2014/chartex" xmlns:cx1="http://schemas.microsoft.com/office/drawing/2015/9/8/chartex" xmlns:cx2="http://schemas.microsoft.com/office/drawing/2015/10/21/chartex" xmlns:cx3="http://schemas.microsoft.com/office/drawing/2016/5/9/chartex" xmlns:cx4="http://schemas.microsoft.com/office/drawing/2016/5/10/chartex" xmlns:cx5="http://schemas.microsoft.com/office/drawing/2016/5/11/chartex" xmlns:cx6="http://schemas.microsoft.com/office/drawing/2016/5/12/chartex" xmlns:cx7="http://schemas.microsoft.com/office/drawing/2016/5/13/chartex" xmlns:cx8="http://schemas.microsoft.com/office/drawing/2016/5/14/chartex" xmlns:mc="http://schemas.openxmlformats.org/markup-compatibility/2006" xmlns:aink="http://schemas.microsoft.com/office/drawing/2016/ink" xmlns:am3d="http://schemas.microsoft.com/office/drawing/2017/model3d" xmlns:o="urn:schemas-microsoft-com:office:office" xmlns:oel="http://schemas.microsoft.com/office/2019/extlst" xmlns:r="http://schemas.openxmlformats.org/officeDocument/2006/relationships" xmlns:m="http://schemas.openxmlformats.org/officeDocument/2006/math" xmlns:v="urn:schemas-microsoft-com:vml" xmlns:wp14="http://schemas.microsoft.com/office/word/2010/wordprocessingDrawing" xmlns:wp="http://schemas.openxmlformats.org/drawingml/2006/wordprocessingDrawing" xmlns:w10="urn:schemas-microsoft-com:office:word" xmlns:w="http://schemas.openxmlformats.org/wordprocessingml/2006/main" xmlns:w14="http://schemas.microsoft.com/office/word/2010/wordml" xmlns:w15="http://schemas.microsoft.com/office/word/2012/wordml" xmlns:w16cex="http://schemas.microsoft.com/office/word/2018/wordml/cex" xmlns:w16cid="http://schemas.microsoft.com/office/word/2016/wordml/cid" xmlns:w16="http://schemas.microsoft.com/office/word/2018/wordml" xmlns:w16du="http://schemas.microsoft.com/office/word/2023/wordml/word16du" xmlns:w16sdtdh="http://schemas.microsoft.com/office/word/2020/wordml/sdtdatahash" xmlns:w16sdtfl="http://schemas.microsoft.com/office/word/2024/wordml/sdtformatlock" xmlns:w16se="http://schemas.microsoft.com/office/word/2015/wordml/symex" xmlns:wpg="http://schemas.microsoft.com/office/word/2010/wordprocessingGroup" xmlns:wpi="http://schemas.microsoft.com/office/word/2010/wordprocessingInk" xmlns:wne="http://schemas.microsoft.com/office/word/2006/wordml" xmlns:wps="http://schemas.microsoft.com/office/word/2010/wordprocessingShape" mc:Ignorable="w14 w15 w16se w16cid w16 w16cex w16sdtdh w16sdtfl w16du wp14">
+<w:numbering xmlns:wpc="http://schemas.microsoft.com/office/word/2010/wordprocessingCanvas" xmlns:cx="http://schemas.microsoft.com/office/drawing/2014/chartex" xmlns:cx1="http://schemas.microsoft.com/office/drawing/2015/9/8/chartex" xmlns:cx2="http://schemas.microsoft.com/office/drawing/2015/10/21/chartex" xmlns:cx3="http://schemas.microsoft.com/office/drawing/2016/5/9/chartex" xmlns:cx4="http://schemas.microsoft.com/office/drawing/2016/5/10/chartex" xmlns:cx5="http://schemas.microsoft.com/office/drawing/2016/5/11/chartex" xmlns:cx6="http://schemas.microsoft.com/office/drawing/2016/5/12/chartex" xmlns:cx7="http://schemas.microsoft.com/office/drawing/2016/5/13/chartex" xmlns:cx8="http://schemas.microsoft.com/office/drawing/2016/5/14/chartex" xmlns:mc="http://schemas.openxmlformats.org/markup-compatibility/2006" xmlns:m="http://schemas.openxmlformats.org/officeDocument/2006/math" xmlns:aink="http://schemas.microsoft.com/office/drawing/2016/ink" xmlns:am3d="http://schemas.microsoft.com/office/drawing/2017/model3d" xmlns:oel="http://schemas.microsoft.com/office/2019/extlst" xmlns:r="http://schemas.openxmlformats.org/officeDocument/2006/relationships" xmlns:wp14="http://schemas.microsoft.com/office/word/2010/wordprocessingDrawing" xmlns:wp="http://schemas.openxmlformats.org/drawingml/2006/wordprocessingDrawing" xmlns:wpg="http://schemas.microsoft.com/office/word/2010/wordprocessingGroup" xmlns:wpi="http://schemas.microsoft.com/office/word/2010/wordprocessingInk" xmlns:wps="http://schemas.microsoft.com/office/word/2010/wordprocessingShape" xmlns:o="urn:schemas-microsoft-com:office:office" xmlns:v="urn:schemas-microsoft-com:vml" xmlns:w10="urn:schemas-microsoft-com:office:word" xmlns:w="http://schemas.openxmlformats.org/wordprocessingml/2006/main" xmlns:w14="http://schemas.microsoft.com/office/word/2010/wordml" xmlns:w15="http://schemas.microsoft.com/office/word/2012/wordml" xmlns:w16cex="http://schemas.microsoft.com/office/word/2018/wordml/cex" xmlns:w16cid="http://schemas.microsoft.com/office/word/2016/wordml/cid" xmlns:w16="http://schemas.microsoft.com/office/word/2018/wordml" xmlns:w16sdtdh="http://schemas.microsoft.com/office/word/2020/wordml/sdtdatahash" xmlns:w16sdtfl="http://schemas.microsoft.com/office/word/2024/wordml/sdtformatlock" xmlns:w16se="http://schemas.microsoft.com/office/word/2015/wordml/symex" xmlns:w16du="http://schemas.microsoft.com/office/word/2023/wordml/word16du" xmlns:wne="http://schemas.microsoft.com/office/word/2006/wordml" mc:Ignorable="w14 w15 w16se w16cid w16 w16cex w16sdtdh w16sdtfl w16du wp14">
   <w:abstractNum w:abstractNumId="0" w15:restartNumberingAfterBreak="0">
     <w:nsid w:val="00961806"/>
     <w:multiLevelType w:val="hybridMultilevel"/>
@@ -2407,7 +2951,7 @@
 </file>
 
 <file path=word/styles.xml><?xml version="1.0" encoding="utf-8"?>
-<w:styles xmlns:mc="http://schemas.openxmlformats.org/markup-compatibility/2006" xmlns:r="http://schemas.openxmlformats.org/officeDocument/2006/relationships" xmlns:w="http://schemas.openxmlformats.org/wordprocessingml/2006/main" xmlns:w14="http://schemas.microsoft.com/office/word/2010/wordml" xmlns:w15="http://schemas.microsoft.com/office/word/2012/wordml" xmlns:w16cex="http://schemas.microsoft.com/office/word/2018/wordml/cex" xmlns:w16cid="http://schemas.microsoft.com/office/word/2016/wordml/cid" xmlns:w16="http://schemas.microsoft.com/office/word/2018/wordml" xmlns:w16du="http://schemas.microsoft.com/office/word/2023/wordml/word16du" xmlns:w16sdtdh="http://schemas.microsoft.com/office/word/2020/wordml/sdtdatahash" xmlns:w16sdtfl="http://schemas.microsoft.com/office/word/2024/wordml/sdtformatlock" xmlns:w16se="http://schemas.microsoft.com/office/word/2015/wordml/symex" mc:Ignorable="w14 w15 w16se w16cid w16 w16cex w16sdtdh w16sdtfl w16du">
+<w:styles xmlns:mc="http://schemas.openxmlformats.org/markup-compatibility/2006" xmlns:r="http://schemas.openxmlformats.org/officeDocument/2006/relationships" xmlns:w="http://schemas.openxmlformats.org/wordprocessingml/2006/main" xmlns:w14="http://schemas.microsoft.com/office/word/2010/wordml" xmlns:w15="http://schemas.microsoft.com/office/word/2012/wordml" xmlns:w16cex="http://schemas.microsoft.com/office/word/2018/wordml/cex" xmlns:w16cid="http://schemas.microsoft.com/office/word/2016/wordml/cid" xmlns:w16="http://schemas.microsoft.com/office/word/2018/wordml" xmlns:w16sdtdh="http://schemas.microsoft.com/office/word/2020/wordml/sdtdatahash" xmlns:w16sdtfl="http://schemas.microsoft.com/office/word/2024/wordml/sdtformatlock" xmlns:w16se="http://schemas.microsoft.com/office/word/2015/wordml/symex" xmlns:w16du="http://schemas.microsoft.com/office/word/2023/wordml/word16du" mc:Ignorable="w14 w15 w16se w16cid w16 w16cex w16sdtdh w16sdtfl w16du">
   <w:docDefaults>
     <w:rPrDefault>
       <w:rPr>
@@ -3553,9 +4097,12 @@
 </file>
 
 <file path=customXml/item1.xml><?xml version="1.0" encoding="utf-8"?>
-<p:properties xmlns:p="http://schemas.microsoft.com/office/2006/metadata/properties" xmlns:xsi="http://www.w3.org/2001/XMLSchema-instance" xmlns:pc="http://schemas.microsoft.com/office/infopath/2007/PartnerControls">
-  <documentManagement/>
-</p:properties>
+<?mso-contentType ?>
+<FormTemplates xmlns="http://schemas.microsoft.com/sharepoint/v3/contenttype/forms">
+  <Display>DocumentLibraryForm</Display>
+  <Edit>DocumentLibraryForm</Edit>
+  <New>DocumentLibraryForm</New>
+</FormTemplates>
 </file>
 
 <file path=customXml/item2.xml><?xml version="1.0" encoding="utf-8"?>
@@ -3697,19 +4244,15 @@
 </file>
 
 <file path=customXml/item3.xml><?xml version="1.0" encoding="utf-8"?>
-<?mso-contentType ?>
-<FormTemplates xmlns="http://schemas.microsoft.com/sharepoint/v3/contenttype/forms">
-  <Display>DocumentLibraryForm</Display>
-  <Edit>DocumentLibraryForm</Edit>
-  <New>DocumentLibraryForm</New>
-</FormTemplates>
+<p:properties xmlns:p="http://schemas.microsoft.com/office/2006/metadata/properties" xmlns:xsi="http://www.w3.org/2001/XMLSchema-instance" xmlns:pc="http://schemas.microsoft.com/office/infopath/2007/PartnerControls">
+  <documentManagement/>
+</p:properties>
 </file>
 
 <file path=customXml/itemProps1.xml><?xml version="1.0" encoding="utf-8"?>
-<ds:datastoreItem xmlns:ds="http://schemas.openxmlformats.org/officeDocument/2006/customXml" ds:itemID="{3255C768-D2D6-41D9-AD61-0A6631262271}">
+<ds:datastoreItem xmlns:ds="http://schemas.openxmlformats.org/officeDocument/2006/customXml" ds:itemID="{9BF7BBCD-CA88-4C22-A2C0-11E3F274767C}">
   <ds:schemaRefs>
-    <ds:schemaRef ds:uri="http://schemas.microsoft.com/office/2006/metadata/properties"/>
-    <ds:schemaRef ds:uri="http://schemas.microsoft.com/office/infopath/2007/PartnerControls"/>
+    <ds:schemaRef ds:uri="http://schemas.microsoft.com/sharepoint/v3/contenttype/forms"/>
   </ds:schemaRefs>
 </ds:datastoreItem>
 </file>
@@ -3733,9 +4276,10 @@
 </file>
 
 <file path=customXml/itemProps3.xml><?xml version="1.0" encoding="utf-8"?>
-<ds:datastoreItem xmlns:ds="http://schemas.openxmlformats.org/officeDocument/2006/customXml" ds:itemID="{9BF7BBCD-CA88-4C22-A2C0-11E3F274767C}">
+<ds:datastoreItem xmlns:ds="http://schemas.openxmlformats.org/officeDocument/2006/customXml" ds:itemID="{3255C768-D2D6-41D9-AD61-0A6631262271}">
   <ds:schemaRefs>
-    <ds:schemaRef ds:uri="http://schemas.microsoft.com/sharepoint/v3/contenttype/forms"/>
+    <ds:schemaRef ds:uri="http://schemas.microsoft.com/office/2006/metadata/properties"/>
+    <ds:schemaRef ds:uri="http://schemas.microsoft.com/office/infopath/2007/PartnerControls"/>
   </ds:schemaRefs>
 </ds:datastoreItem>
 </file>